--- a/public/assets/files/niestacjonarne/JPC.docx
+++ b/public/assets/files/niestacjonarne/JPC.docx
@@ -523,6 +523,7 @@
                 <w:i w:val="0"/>
                 <w:sz w:val="22"/>
               </w:rPr>
+              <w:t>I</w:t>
             </w:r>
           </w:p>
         </w:tc>
@@ -560,6 +561,7 @@
                 <w:i w:val="0"/>
                 <w:sz w:val="22"/>
               </w:rPr>
+              <w:t>obligatoryjny</w:t>
             </w:r>
           </w:p>
         </w:tc>

--- a/public/assets/files/niestacjonarne/JPC.docx
+++ b/public/assets/files/niestacjonarne/JPC.docx
@@ -1445,7 +1445,7 @@
                 <w:rFonts w:ascii="Aptos" w:hAnsi="Aptos"/>
                 <w:sz w:val="22"/>
               </w:rPr>
-              <w:t>☐ Nieoceniany</w:t>
+              <w:t>☑ Nieoceniany</w:t>
             </w:r>
           </w:p>
           <w:p>
@@ -1869,14 +1869,13 @@
       </w:tblPr>
       <w:tblGrid>
         <w:gridCol w:w="680"/>
-        <w:gridCol w:w="4536"/>
-        <w:gridCol w:w="4252"/>
+        <w:gridCol w:w="8788"/>
       </w:tblGrid>
       <w:tr>
         <w:tc>
           <w:tcPr>
             <w:tcW w:type="dxa" w:w="9468"/>
-            <w:gridSpan w:val="3"/>
+            <w:gridSpan w:val="2"/>
             <w:shd w:val="clear" w:color="auto" w:fill="D9D9D9"/>
           </w:tcPr>
           <w:p>
@@ -1918,7 +1917,7 @@
         </w:tc>
         <w:tc>
           <w:tcPr>
-            <w:tcW w:type="dxa" w:w="4536"/>
+            <w:tcW w:type="dxa" w:w="8788"/>
             <w:shd w:val="clear" w:color="auto" w:fill="D9D9D9"/>
           </w:tcPr>
           <w:p>
@@ -1932,27 +1931,7 @@
                 <w:i w:val="0"/>
                 <w:sz w:val="16"/>
               </w:rPr>
-              <w:t>Wykład</w:t>
-            </w:r>
-          </w:p>
-        </w:tc>
-        <w:tc>
-          <w:tcPr>
-            <w:tcW w:type="dxa" w:w="4252"/>
-            <w:shd w:val="clear" w:color="auto" w:fill="D9D9D9"/>
-          </w:tcPr>
-          <w:p>
-            <w:pPr>
-              <w:spacing w:before="20" w:after="20"/>
-            </w:pPr>
-            <w:r>
-              <w:rPr>
-                <w:rFonts w:ascii="Aptos" w:hAnsi="Aptos"/>
-                <w:b/>
-                <w:i w:val="0"/>
-                <w:sz w:val="16"/>
-              </w:rPr>
-              <w:t>Ćwiczenia / Laboratorium / Pracownia</w:t>
+              <w:t>Treści programowe</w:t>
             </w:r>
           </w:p>
         </w:tc>
@@ -1979,7 +1958,7 @@
         </w:tc>
         <w:tc>
           <w:tcPr>
-            <w:tcW w:type="dxa" w:w="4536"/>
+            <w:tcW w:type="dxa" w:w="8788"/>
           </w:tcPr>
           <w:p>
             <w:pPr>
@@ -1993,24 +1972,6 @@
                 <w:sz w:val="22"/>
               </w:rPr>
               <w:t>Wprowadzenie do języka C++: zastosowania, kompilacja, struktura programu, pierwszy program.</w:t>
-            </w:r>
-          </w:p>
-        </w:tc>
-        <w:tc>
-          <w:tcPr>
-            <w:tcW w:type="dxa" w:w="4252"/>
-          </w:tcPr>
-          <w:p>
-            <w:pPr>
-              <w:spacing w:before="20" w:after="20"/>
-            </w:pPr>
-            <w:r>
-              <w:rPr>
-                <w:rFonts w:ascii="Aptos" w:hAnsi="Aptos"/>
-                <w:b w:val="0"/>
-                <w:i w:val="0"/>
-                <w:sz w:val="22"/>
-              </w:rPr>
             </w:r>
           </w:p>
         </w:tc>
@@ -2037,7 +1998,7 @@
         </w:tc>
         <w:tc>
           <w:tcPr>
-            <w:tcW w:type="dxa" w:w="4536"/>
+            <w:tcW w:type="dxa" w:w="8788"/>
           </w:tcPr>
           <w:p>
             <w:pPr>
@@ -2051,24 +2012,6 @@
                 <w:sz w:val="22"/>
               </w:rPr>
               <w:t>Typy danych, zmienne, stałe, operatory, instrukcje wejścia i wyjścia (cin, cout).</w:t>
-            </w:r>
-          </w:p>
-        </w:tc>
-        <w:tc>
-          <w:tcPr>
-            <w:tcW w:type="dxa" w:w="4252"/>
-          </w:tcPr>
-          <w:p>
-            <w:pPr>
-              <w:spacing w:before="20" w:after="20"/>
-            </w:pPr>
-            <w:r>
-              <w:rPr>
-                <w:rFonts w:ascii="Aptos" w:hAnsi="Aptos"/>
-                <w:b w:val="0"/>
-                <w:i w:val="0"/>
-                <w:sz w:val="22"/>
-              </w:rPr>
             </w:r>
           </w:p>
         </w:tc>
@@ -2095,7 +2038,7 @@
         </w:tc>
         <w:tc>
           <w:tcPr>
-            <w:tcW w:type="dxa" w:w="4536"/>
+            <w:tcW w:type="dxa" w:w="8788"/>
           </w:tcPr>
           <w:p>
             <w:pPr>
@@ -2109,24 +2052,6 @@
                 <w:sz w:val="22"/>
               </w:rPr>
               <w:t>Instrukcje sterujące: if, switch, pętle for, while, do while.</w:t>
-            </w:r>
-          </w:p>
-        </w:tc>
-        <w:tc>
-          <w:tcPr>
-            <w:tcW w:type="dxa" w:w="4252"/>
-          </w:tcPr>
-          <w:p>
-            <w:pPr>
-              <w:spacing w:before="20" w:after="20"/>
-            </w:pPr>
-            <w:r>
-              <w:rPr>
-                <w:rFonts w:ascii="Aptos" w:hAnsi="Aptos"/>
-                <w:b w:val="0"/>
-                <w:i w:val="0"/>
-                <w:sz w:val="22"/>
-              </w:rPr>
             </w:r>
           </w:p>
         </w:tc>
@@ -2153,7 +2078,7 @@
         </w:tc>
         <w:tc>
           <w:tcPr>
-            <w:tcW w:type="dxa" w:w="4536"/>
+            <w:tcW w:type="dxa" w:w="8788"/>
           </w:tcPr>
           <w:p>
             <w:pPr>
@@ -2167,24 +2092,6 @@
                 <w:sz w:val="22"/>
               </w:rPr>
               <w:t>Funkcje: definicja, parametry, wartości zwracane, przeciążanie funkcji.</w:t>
-            </w:r>
-          </w:p>
-        </w:tc>
-        <w:tc>
-          <w:tcPr>
-            <w:tcW w:type="dxa" w:w="4252"/>
-          </w:tcPr>
-          <w:p>
-            <w:pPr>
-              <w:spacing w:before="20" w:after="20"/>
-            </w:pPr>
-            <w:r>
-              <w:rPr>
-                <w:rFonts w:ascii="Aptos" w:hAnsi="Aptos"/>
-                <w:b w:val="0"/>
-                <w:i w:val="0"/>
-                <w:sz w:val="22"/>
-              </w:rPr>
             </w:r>
           </w:p>
         </w:tc>
@@ -2211,7 +2118,7 @@
         </w:tc>
         <w:tc>
           <w:tcPr>
-            <w:tcW w:type="dxa" w:w="4536"/>
+            <w:tcW w:type="dxa" w:w="8788"/>
           </w:tcPr>
           <w:p>
             <w:pPr>
@@ -2225,24 +2132,6 @@
                 <w:sz w:val="22"/>
               </w:rPr>
               <w:t>Tablice i łańcuchy znaków, podstawy pracy z pamięcią.</w:t>
-            </w:r>
-          </w:p>
-        </w:tc>
-        <w:tc>
-          <w:tcPr>
-            <w:tcW w:type="dxa" w:w="4252"/>
-          </w:tcPr>
-          <w:p>
-            <w:pPr>
-              <w:spacing w:before="20" w:after="20"/>
-            </w:pPr>
-            <w:r>
-              <w:rPr>
-                <w:rFonts w:ascii="Aptos" w:hAnsi="Aptos"/>
-                <w:b w:val="0"/>
-                <w:i w:val="0"/>
-                <w:sz w:val="22"/>
-              </w:rPr>
             </w:r>
           </w:p>
         </w:tc>
@@ -2269,7 +2158,7 @@
         </w:tc>
         <w:tc>
           <w:tcPr>
-            <w:tcW w:type="dxa" w:w="4536"/>
+            <w:tcW w:type="dxa" w:w="8788"/>
           </w:tcPr>
           <w:p>
             <w:pPr>
@@ -2283,24 +2172,6 @@
                 <w:sz w:val="22"/>
               </w:rPr>
               <w:t>Wskaźniki i referencje – wprowadzenie i zastosowania.</w:t>
-            </w:r>
-          </w:p>
-        </w:tc>
-        <w:tc>
-          <w:tcPr>
-            <w:tcW w:type="dxa" w:w="4252"/>
-          </w:tcPr>
-          <w:p>
-            <w:pPr>
-              <w:spacing w:before="20" w:after="20"/>
-            </w:pPr>
-            <w:r>
-              <w:rPr>
-                <w:rFonts w:ascii="Aptos" w:hAnsi="Aptos"/>
-                <w:b w:val="0"/>
-                <w:i w:val="0"/>
-                <w:sz w:val="22"/>
-              </w:rPr>
             </w:r>
           </w:p>
         </w:tc>
@@ -2327,7 +2198,7 @@
         </w:tc>
         <w:tc>
           <w:tcPr>
-            <w:tcW w:type="dxa" w:w="4536"/>
+            <w:tcW w:type="dxa" w:w="8788"/>
           </w:tcPr>
           <w:p>
             <w:pPr>
@@ -2341,24 +2212,6 @@
                 <w:sz w:val="22"/>
               </w:rPr>
               <w:t>Struktury i typy złożone.</w:t>
-            </w:r>
-          </w:p>
-        </w:tc>
-        <w:tc>
-          <w:tcPr>
-            <w:tcW w:type="dxa" w:w="4252"/>
-          </w:tcPr>
-          <w:p>
-            <w:pPr>
-              <w:spacing w:before="20" w:after="20"/>
-            </w:pPr>
-            <w:r>
-              <w:rPr>
-                <w:rFonts w:ascii="Aptos" w:hAnsi="Aptos"/>
-                <w:b w:val="0"/>
-                <w:i w:val="0"/>
-                <w:sz w:val="22"/>
-              </w:rPr>
             </w:r>
           </w:p>
         </w:tc>
@@ -2385,7 +2238,7 @@
         </w:tc>
         <w:tc>
           <w:tcPr>
-            <w:tcW w:type="dxa" w:w="4536"/>
+            <w:tcW w:type="dxa" w:w="8788"/>
           </w:tcPr>
           <w:p>
             <w:pPr>
@@ -2399,24 +2252,6 @@
                 <w:sz w:val="22"/>
               </w:rPr>
               <w:t>Dynamiczna alokacja pamięci (new, delete) i podstawy bezpiecznego zarządzania zasobami.</w:t>
-            </w:r>
-          </w:p>
-        </w:tc>
-        <w:tc>
-          <w:tcPr>
-            <w:tcW w:type="dxa" w:w="4252"/>
-          </w:tcPr>
-          <w:p>
-            <w:pPr>
-              <w:spacing w:before="20" w:after="20"/>
-            </w:pPr>
-            <w:r>
-              <w:rPr>
-                <w:rFonts w:ascii="Aptos" w:hAnsi="Aptos"/>
-                <w:b w:val="0"/>
-                <w:i w:val="0"/>
-                <w:sz w:val="22"/>
-              </w:rPr>
             </w:r>
           </w:p>
         </w:tc>
@@ -2443,7 +2278,7 @@
         </w:tc>
         <w:tc>
           <w:tcPr>
-            <w:tcW w:type="dxa" w:w="4536"/>
+            <w:tcW w:type="dxa" w:w="8788"/>
           </w:tcPr>
           <w:p>
             <w:pPr>
@@ -2457,24 +2292,6 @@
                 <w:sz w:val="22"/>
               </w:rPr>
               <w:t>Wprowadzenie do programowania obiektowego: klasy i obiekty.</w:t>
-            </w:r>
-          </w:p>
-        </w:tc>
-        <w:tc>
-          <w:tcPr>
-            <w:tcW w:type="dxa" w:w="4252"/>
-          </w:tcPr>
-          <w:p>
-            <w:pPr>
-              <w:spacing w:before="20" w:after="20"/>
-            </w:pPr>
-            <w:r>
-              <w:rPr>
-                <w:rFonts w:ascii="Aptos" w:hAnsi="Aptos"/>
-                <w:b w:val="0"/>
-                <w:i w:val="0"/>
-                <w:sz w:val="22"/>
-              </w:rPr>
             </w:r>
           </w:p>
         </w:tc>
@@ -2501,7 +2318,7 @@
         </w:tc>
         <w:tc>
           <w:tcPr>
-            <w:tcW w:type="dxa" w:w="4536"/>
+            <w:tcW w:type="dxa" w:w="8788"/>
           </w:tcPr>
           <w:p>
             <w:pPr>
@@ -2515,24 +2332,6 @@
                 <w:sz w:val="22"/>
               </w:rPr>
               <w:t xml:space="preserve"> Konstruktory, destruktory, enkapsulacja.</w:t>
-            </w:r>
-          </w:p>
-        </w:tc>
-        <w:tc>
-          <w:tcPr>
-            <w:tcW w:type="dxa" w:w="4252"/>
-          </w:tcPr>
-          <w:p>
-            <w:pPr>
-              <w:spacing w:before="20" w:after="20"/>
-            </w:pPr>
-            <w:r>
-              <w:rPr>
-                <w:rFonts w:ascii="Aptos" w:hAnsi="Aptos"/>
-                <w:b w:val="0"/>
-                <w:i w:val="0"/>
-                <w:sz w:val="22"/>
-              </w:rPr>
             </w:r>
           </w:p>
         </w:tc>
@@ -2559,7 +2358,7 @@
         </w:tc>
         <w:tc>
           <w:tcPr>
-            <w:tcW w:type="dxa" w:w="4536"/>
+            <w:tcW w:type="dxa" w:w="8788"/>
           </w:tcPr>
           <w:p>
             <w:pPr>
@@ -2573,24 +2372,6 @@
                 <w:sz w:val="22"/>
               </w:rPr>
               <w:t xml:space="preserve"> Dziedziczenie i polimorfizm – podstawy.</w:t>
-            </w:r>
-          </w:p>
-        </w:tc>
-        <w:tc>
-          <w:tcPr>
-            <w:tcW w:type="dxa" w:w="4252"/>
-          </w:tcPr>
-          <w:p>
-            <w:pPr>
-              <w:spacing w:before="20" w:after="20"/>
-            </w:pPr>
-            <w:r>
-              <w:rPr>
-                <w:rFonts w:ascii="Aptos" w:hAnsi="Aptos"/>
-                <w:b w:val="0"/>
-                <w:i w:val="0"/>
-                <w:sz w:val="22"/>
-              </w:rPr>
             </w:r>
           </w:p>
         </w:tc>
@@ -2617,7 +2398,7 @@
         </w:tc>
         <w:tc>
           <w:tcPr>
-            <w:tcW w:type="dxa" w:w="4536"/>
+            <w:tcW w:type="dxa" w:w="8788"/>
           </w:tcPr>
           <w:p>
             <w:pPr>
@@ -2631,24 +2412,6 @@
                 <w:sz w:val="22"/>
               </w:rPr>
               <w:t xml:space="preserve"> Biblioteka standardowa STL – wprowadzenie (vector, string).</w:t>
-            </w:r>
-          </w:p>
-        </w:tc>
-        <w:tc>
-          <w:tcPr>
-            <w:tcW w:type="dxa" w:w="4252"/>
-          </w:tcPr>
-          <w:p>
-            <w:pPr>
-              <w:spacing w:before="20" w:after="20"/>
-            </w:pPr>
-            <w:r>
-              <w:rPr>
-                <w:rFonts w:ascii="Aptos" w:hAnsi="Aptos"/>
-                <w:b w:val="0"/>
-                <w:i w:val="0"/>
-                <w:sz w:val="22"/>
-              </w:rPr>
             </w:r>
           </w:p>
         </w:tc>

--- a/public/assets/files/niestacjonarne/JPC.docx
+++ b/public/assets/files/niestacjonarne/JPC.docx
@@ -1093,7 +1093,7 @@
                 <w:i w:val="0"/>
                 <w:sz w:val="22"/>
               </w:rPr>
-              <w:t>21.5</w:t>
+              <w:t>25</w:t>
             </w:r>
           </w:p>
         </w:tc>
@@ -1113,7 +1113,7 @@
                 <w:i w:val="0"/>
                 <w:sz w:val="22"/>
               </w:rPr>
-              <w:t>0.9</w:t>
+              <w:t>1.0</w:t>
             </w:r>
           </w:p>
         </w:tc>

--- a/public/assets/files/niestacjonarne/JPC.docx
+++ b/public/assets/files/niestacjonarne/JPC.docx
@@ -315,7 +315,7 @@
                 <w:i w:val="0"/>
                 <w:sz w:val="22"/>
               </w:rPr>
-              <w:t>1.5</w:t>
+              <w:t>2</w:t>
             </w:r>
           </w:p>
         </w:tc>
@@ -1093,7 +1093,7 @@
                 <w:i w:val="0"/>
                 <w:sz w:val="22"/>
               </w:rPr>
-              <w:t>25</w:t>
+              <w:t>34</w:t>
             </w:r>
           </w:p>
         </w:tc>
@@ -1113,7 +1113,7 @@
                 <w:i w:val="0"/>
                 <w:sz w:val="22"/>
               </w:rPr>
-              <w:t>1.0</w:t>
+              <w:t>1.4</w:t>
             </w:r>
           </w:p>
         </w:tc>

--- a/public/assets/files/niestacjonarne/JPC.docx
+++ b/public/assets/files/niestacjonarne/JPC.docx
@@ -660,7 +660,7 @@
                 <w:i w:val="0"/>
                 <w:sz w:val="22"/>
               </w:rPr>
-              <w:t>do ustalenia</w:t>
+              <w:t>mgr inż. Adam Urbanowicz</w:t>
             </w:r>
           </w:p>
         </w:tc>
